--- a/paper/CPE_Atlas_final.docx
+++ b/paper/CPE_Atlas_final.docx
@@ -96,7 +96,7 @@
           <w:sz w:val="22"/>
           <w:szCs w:val="22"/>
         </w:rPr>
-        <w:t>We present a large-scale descriptive study of conditional tail co-movement across a universe of 161 financial instruments spanning equities, cryptocurrencies, commodities, fixed income, volatility, and foreign exchange, using daily data spanning 1993–2026 for the core equity universe, with some rates series extending to 1960 and crypto series beginning as late as 2024. Our central object is the Conditional Probability of Exceedance (CPE): the empirical frequency with which a target asset's forward log-increment over a horizon breaches a chosen quantile threshold, conditional on a predictor asset's trailing log-increment having breached its own threshold. We compute this quantity exhaustively over a grid of trailing and forward horizons spanning one to three hundred trading days and over a grid of quantile thresholds from the median to the 99th percentile, in both bullish (upper-tail) and bearish (lower-tail) directions, retaining roughly 169,000 pairwise configurations that exceed pre-set support and lift filters. We then extend the analysis to joint conditioning sets of up to ten predictors via a greedy intersection procedure. The study is explicitly descriptive rather than predictive: every threshold is an in-sample quantile and no out-of-sample or forecasting claim is made or implied. Read at the level of asset-class structure rather than individual ranked pairs, the atlas reveals coherent and interpretable regions of strong conditional co-exceedance — within-complex metal linkages, a pronounced volatility-to-equity lower-tail channel, dense intra-crypto coupling, and a recurring crypto-to-commodity association mediated by the post-2024 spot Bitcoin ETFs. We document these structures, characterise their dependence on horizon and threshold, and discuss the important interpretive limits imposed by overlapping observation windows and heterogeneous sample start dates.</w:t>
+        <w:t>We present a large-scale descriptive study of conditional tail co-movement across a universe of 161 financial instruments spanning equities, cryptocurrencies, commodities, fixed income, volatility, and foreign exchange, using daily data spanning 1993–2026 for the core equity universe, with some rates series extending to 1960 and crypto series beginning as late as 2024. Our central object is the Conditional Probability of Exceedance (CPE): the empirical frequency with which a target asset's forward log-increment over a horizon breaches a chosen quantile threshold, conditional on a predictor asset's trailing log-increment having breached its own threshold. We compute this quantity exhaustively over a grid of trailing and forward horizons spanning one to three hundred trading days and over a grid of quantile thresholds from the median to the 99th percentile, in both bullish (upper-tail) and bearish (lower-tail) directions, retaining roughly 169,000 pairwise configurations that exceed pre-set support and lift filters. We then extend the analysis to joint conditioning sets of up to ten predictors via a greedy intersection procedure. The study is explicitly descriptive rather than predictive: every threshold is an in-sample quantile and no out-of-sample or forecasting claim is made or implied. Read at the level of asset-class structure rather than individual ranked pairs, the atlas reveals coherent and interpretable regions of strong conditional co-exceedance — within-complex metal linkages, a pronounced volatility-to-equity lower-tail channel, dense intra-crypto coupling, and a recurring crypto-to-commodity association mediated by the post-2024 spot Bitcoin ETFs. We document these structures, characterise their dependence on horizon and threshold, and discuss the important interpretive limits imposed by overlapping observation windows and heterogeneous sample start dates. Alongside CPE, a lift statistic—the ratio of CPE to the unconditional exceedance probability—is computed for each configuration; only signals with lift ≥ 1.5 and a minimum of 100 conditioning observations are retained. An interactive companion dashboard exploring the full CPE atlas is available at https://quantarram.github.io/quant-regime-research/notebooks/cpe_dashboard.html.</w:t>
       </w:r>
     </w:p>
     <w:p>
@@ -1439,7 +1439,7 @@
           <w:sz w:val="22"/>
           <w:szCs w:val="22"/>
         </w:rPr>
-        <w:t xml:space="preserve">where Fᵢ,τ is the empirical CDF of Δ⁺ᵢ(τ) over the full available history of instrument i. The lower threshold is r₁₋ᵥ(i, τ), the (1−q)-th quantile. Because all thresholds are estimated from the entire historical sample, this is a purely within-sample descriptive construction.</w:t>
+        <w:t xml:space="preserve">where Fᵢ,τ is the empirical CDF of Δ⁺ᵢ(τ) over the full available history of instrument i. The lower threshold is r₁₋ᵥ(i, τ), the (1−q)-th quantile. Because all thresholds are estimated from the entire historical sample, this is a purely within-sample descriptive construction. It implicitly assumes that the unconditional marginal distribution of each instrument's increment is approximately stationary over the sample period. Structural breaks — such as the regime shifts in equity volatility following the 2008 financial crisis or the emergence of the crypto asset class post-2017 — will cause full-sample quantiles to be a weighted average across regimes rather than a description of any single regime. This limitation is accepted as a cost of the non-parametric, fully descriptive approach: a time-varying threshold scheme would require additional modelling assumptions that the present framework deliberately avoids.</w:t>
       </w:r>
     </w:p>
     <w:p>
@@ -5352,7 +5352,7 @@
           <w:sz w:val="22"/>
           <w:szCs w:val="22"/>
         </w:rPr>
-        <w:t>The lower-tail maps are not simply mirror images of the upper-tail maps, and the difference is one of the more interesting structural findings. Figure 4 shows the bearish CPE map at the same moderately directional setting used for Figure 2. Two features stand out. First, the conditioning structure is sparser and more localised than in the bullish case: lower-tail co-exceedance is concentrated in particular target-predictor cells rather than spread across a homogeneous block. Second, the predictor columns that light up are dominated by the volatility and equity complexes acting on rate and commodity targets, rather than by the intra-crypto coupling that dominated the bullish picture. The economic reading is that joint downside exceedance is mediated more by broad risk-off dynamics — volatility spikes coinciding with weakness across rate-sensitive and cyclical targets — than by the within-complex momentum that characterises the upside.</w:t>
+        <w:t>The lower-tail maps are not simply mirror images of the upper-tail maps, and the difference is one of the more interesting structural findings. This asymmetry is consistent with the well-documented finding that asset return correlations are higher in falling markets than in rising markets (Ang and Chen, 2002; Longin and Solnik, 2001): the lower-tail conditioning events correspond to market stress episodes during which risk-off dynamics create sharper and more pervasive co-movement than the momentum-driven clustering seen in the upper tail. Figure 4 shows the bearish CPE map at the same moderately directional setting used for Figure 2. Two features stand out. First, the conditioning structure is sparser and more localised than in the bullish case: lower-tail co-exceedance is concentrated in particular target-predictor cells rather than spread across a homogeneous block. Second, the predictor columns that light up are dominated by the volatility and equity complexes acting on rate and commodity targets, rather than by the intra-crypto coupling that dominated the bullish picture. The economic reading is that joint downside exceedance is mediated more by broad risk-off dynamics — volatility spikes coinciding with weakness across rate-sensitive and cyclical targets — than by the within-complex momentum that characterises the upside.</w:t>
       </w:r>
     </w:p>
     <w:p>
@@ -5709,7 +5709,7 @@
           <w:sz w:val="22"/>
           <w:szCs w:val="22"/>
         </w:rPr>
-        <w:t xml:space="preserve">The joint analysis sharpens the same point. Figure 8 shows the mean joint CPE as a function of the number K of conditioning predictors. Denoting by Lambda_K the set of all K-predictor joint configurations that pass the filters, the plotted quantity is:</w:t>
+        <w:t xml:space="preserve">The joint analysis sharpens the same point. Figure 8 shows the mean joint CPE as a function of the number K of conditioning predictors. Denoting by Λ_K the set of all K-predictor joint configurations that pass the filters, the plotted quantity is:</w:t>
       </w:r>
     </w:p>
     <w:p>
@@ -5809,7 +5809,7 @@
           <w:sz w:val="22"/>
           <w:szCs w:val="22"/>
         </w:rPr>
-        <w:t xml:space="preserve">Figure 9 shows the corresponding median and mean conditioning sample size nⱼⱼⱼⱼⱼⱼ. As K increases, Lambda_K shrinks because the constraint nⱼⱼⱼⱼⱼⱼ ≥ 100 eliminates more candidate additions, and the surviving sets are precisely those where joint conditioning is tightest. The mean joint CPE rises monotonically from approximately 0.979 at K = 2 to 0.998 at K = 8 in the bullish direction, and from 0.968 to 0.993 in the bearish direction, while nⱼⱼⱼⱼⱼⱼ falls toward the floor of 100 observations.</w:t>
+        <w:t xml:space="preserve">Figure 9 shows the corresponding median and mean conditioning sample size n_joint. As K increases, Λ_K shrinks because the constraint n_joint ≥ 100 eliminates more candidate additions, and the surviving sets are precisely those where joint conditioning is tightest. The mean joint CPE rises monotonically from approximately 0.979 at K = 2 to 0.998 at K = 8 in the bullish direction, and from 0.968 to 0.993 in the bearish direction, while n_joint falls toward the floor of 100 observations.</w:t>
       </w:r>
     </w:p>
     <w:p>
@@ -5954,7 +5954,7 @@
           <w:sz w:val="22"/>
           <w:szCs w:val="22"/>
         </w:rPr>
-        <w:t>This is precisely why we frame the joint results structurally rather than as a ladder of ever-stronger signals. The monotone rise in Figure 5 is not evidence that ten-predictor sets capture stronger dependence than two-predictor sets; it is the mechanical result of selecting, at each greedy step, the addition that most increases an already-high conditional frequency over a shrinking overlapping sample. The informative content of the joint analysis is in which targets admit large coherent predictor sets at all — and these are dominated by the same precious-metal and intra-crypto regions identified in the pairwise structure — not in the numerical value of the joint CPE at large set sizes.</w:t>
+        <w:t>This is precisely why we frame the joint results structurally rather than as a ladder of ever-stronger signals. The monotone rise in Figure 8 is not evidence that ten-predictor sets capture stronger dependence than two-predictor sets; it is the mechanical result of selecting, at each greedy step, the addition that most increases an already-high conditional frequency over a shrinking overlapping sample. The informative content of the joint analysis is in which targets admit large coherent predictor sets at all — and these are dominated by the same precious-metal and intra-crypto regions identified in the pairwise structure — not in the numerical value of the joint CPE at large set sizes.</w:t>
       </w:r>
     </w:p>
     <w:p>
@@ -7537,7 +7537,7 @@
           <w:sz w:val="22"/>
           <w:szCs w:val="22"/>
         </w:rPr>
-        <w:t xml:space="preserve">The CPE atlas is a purely descriptive object. As an illustration of how its structure can be operationalised, we define a CPE-weighted signal score that aggregates all surviving joint configurations for each (Y, τf) pair into a scalar summary of the current market state. We stress that this exercise is illustrative only: the score uses in-sample thresholds throughout and no out-of-sample predictive validity is claimed.</w:t>
+        <w:t xml:space="preserve">The CPE atlas is a purely descriptive object. As an illustration of how its structure can be operationalised, we define a CPE-weighted signal score that aggregates all surviving joint configurations for each (Y, τf) pair into a scalar summary of the current market state. The concept of translating conditional exceedance probabilities directly into systematic trading decisions has been explored in a companion single-asset study (Ramanathan, 2026), which applies a pairwise CPE framework to SPY with strict out-of-sample evaluation on 2025 data, achieving Sharpe ratios exceeding 4 across multiple parameter configurations. The present multi-asset extension is deliberately broader and more descriptive: rather than constructing a validated trading strategy, it maps the full cross-asset joint exceedance structure and illustrates how the resulting atlas can be operationalised into a signal score. We stress that this exercise is illustrative only: the score uses in-sample thresholds throughout and no out-of-sample predictive validity is claimed.</w:t>
       </w:r>
     </w:p>
     <w:p>
@@ -7563,7 +7563,7 @@
           <w:sz w:val="22"/>
           <w:szCs w:val="22"/>
         </w:rPr>
-        <w:t xml:space="preserve">For a joint configuration Π with nⱼⱼⱼⱼⱼⱼ conditioning observations, joint CPE, and lift, define the quality weight:</w:t>
+        <w:t xml:space="preserve">For a joint configuration Π with n_joint conditioning observations, joint CPE, and lift, define the quality weight:</w:t>
       </w:r>
     </w:p>
     <w:p>
@@ -7646,7 +7646,7 @@
           <w:sz w:val="22"/>
           <w:szCs w:val="22"/>
         </w:rPr>
-        <w:t xml:space="preserve">The three factors encode complementary dimensions: CPE is the empirical exceedance probability, Lift is the amplification over the unconditional base rate, and ln nⱼⱼⱼⱼⱼⱼ gives logarithmically diminishing credit to larger samples. Define the binary firing indicator at date t:</w:t>
+        <w:t xml:space="preserve">The three factors encode complementary dimensions: CPE is the empirical exceedance probability, Lift is the amplification over the unconditional base rate, and ln n_joint gives logarithmically diminishing credit to larger samples. Define the binary firing indicator at date t:</w:t>
       </w:r>
     </w:p>
     <w:p>
@@ -7998,7 +7998,7 @@
           <w:sz w:val="22"/>
           <w:szCs w:val="22"/>
         </w:rPr>
-        <w:t xml:space="preserve">where B_Y and R_Y are the sets of surviving bullish and bearish joint configurations for Y at horizon τf with K ≤ 6. The denominator normalises the score to [−1, +1]: a score of +1 means all bullish weight is firing and no bearish weight is, and vice versa for −1. We label a configuration BULLISH if S &gt; 0.05, BEARISH if S &lt; −0.05, and NEUTRAL otherwise.</w:t>
+        <w:t xml:space="preserve">where B_Y and R_Y are the sets of surviving bullish and bearish joint configurations for Y at horizon τf with K ≤ 6. The denominator normalises the score to [−1, +1]: a score of +1 means all bullish weight is firing and no bearish weight is, and vice versa for −1. We label a configuration BULLISH if S &gt; 0.05, BEARISH if S &lt; −0.05, and NEUTRAL otherwise. Targets with very few surviving joint configurations will have scores driven entirely by whichever sets happen to be firing; a score of ±1.0 in such cases reflects the absence of competing evidence rather than an unusually strong signal. The firing counts annotated in Figure 11 allow the reader to distinguish high-conviction signals backed by many firing configurations from artefactual extremes driven by sparse conditioning sets.</w:t>
       </w:r>
     </w:p>
     <w:p>
@@ -8400,7 +8400,7 @@
           <w:sz w:val="22"/>
           <w:szCs w:val="22"/>
         </w:rPr>
-        <w:t>The pairwise and joint CPE engines, the analysis and plotting scripts, and the assembled price, return and metadata files underlying every figure and table in this paper are retained by the author and available on reasonable request. All figures are generated directly from the computed result files without manual adjustment.</w:t>
+        <w:t>The pairwise and joint CPE engines, the analysis and plotting scripts, and the assembled price, return and metadata files underlying every figure and table in this paper are retained by the author and available on reasonable request. All figures are generated directly from the computed result files without manual adjustment. An interactive HTML dashboard enabling direct exploration of all pairwise and joint CPE signals across the full 161-asset universe is hosted at https://quantarram.github.io/quant-regime-research/notebooks/cpe_dashboard.html and is also archived as a supplementary file in the Zenodo record accompanying this preprint.</w:t>
       </w:r>
     </w:p>
     <w:p>
@@ -9220,6 +9220,37 @@
           <w:szCs w:val="20"/>
         </w:rPr>
         <w:t xml:space="preserve">, 89(428):1303–1313.</w:t>
+      </w:r>
+    </w:p>
+    <w:p>
+      <w:pPr>
+        <w:pStyle w:val="Normal"/>
+        <w:spacing w:before="0" w:after="100"/>
+        <w:ind w:left="360" w:hanging="360"/>
+        <w:rPr/>
+      </w:pPr>
+      <w:r>
+        <w:rPr>
+          <w:sz w:val="20"/>
+          <w:szCs w:val="20"/>
+        </w:rPr>
+        <w:t xml:space="preserve">Ramanathan, A. (2026). A simple conditional exceedance framework for interpretable trading decisions. </w:t>
+      </w:r>
+      <w:r>
+        <w:rPr>
+          <w:i/>
+          <w:iCs/>
+          <w:sz w:val="20"/>
+          <w:szCs w:val="20"/>
+        </w:rPr>
+        <w:t>Zenodo preprint</w:t>
+      </w:r>
+      <w:r>
+        <w:rPr>
+          <w:sz w:val="20"/>
+          <w:szCs w:val="20"/>
+        </w:rPr>
+        <w:t xml:space="preserve">. https://zenodo.org/uploads/20603233</w:t>
       </w:r>
     </w:p>
     <w:p>
